--- a/Docs/Minigames_Rendszerterv.docx
+++ b/Docs/Minigames_Rendszerterv.docx
@@ -5061,6 +5061,157 @@
           </w:tcPr>
           <w:p>
             <w:r>
+              <w:t>game_sessions.py</w:t>
+            </w:r>
+          </w:p>
+        </w:tc>
+        <w:tc>
+          <w:tcPr>
+            <w:tcW w:w="2109" w:type="dxa"/>
+            <w:tcBorders>
+              <w:top w:val="single" w:sz="4" w:space="0" w:color="000000"/>
+              <w:left w:val="single" w:sz="4" w:space="0" w:color="000000"/>
+              <w:bottom w:val="single" w:sz="4" w:space="0" w:color="000000"/>
+              <w:right w:val="single" w:sz="4" w:space="0" w:color="000000"/>
+            </w:tcBorders>
+            <w:tcMar>
+              <w:top w:w="90" w:type="dxa"/>
+              <w:left w:w="110" w:type="dxa"/>
+              <w:bottom w:w="90" w:type="dxa"/>
+              <w:right w:w="110" w:type="dxa"/>
+            </w:tcMar>
+          </w:tcPr>
+          <w:p>
+            <w:r>
+              <w:t>Játék-állapot kezelés</w:t>
+            </w:r>
+          </w:p>
+        </w:tc>
+        <w:tc>
+          <w:tcPr>
+            <w:tcW w:w="4626" w:type="dxa"/>
+            <w:tcBorders>
+              <w:top w:val="single" w:sz="4" w:space="0" w:color="000000"/>
+              <w:left w:val="single" w:sz="4" w:space="0" w:color="000000"/>
+              <w:bottom w:val="single" w:sz="4" w:space="0" w:color="000000"/>
+              <w:right w:val="single" w:sz="4" w:space="0" w:color="000000"/>
+            </w:tcBorders>
+            <w:tcMar>
+              <w:top w:w="90" w:type="dxa"/>
+              <w:left w:w="110" w:type="dxa"/>
+              <w:bottom w:w="90" w:type="dxa"/>
+              <w:right w:w="110" w:type="dxa"/>
+            </w:tcMar>
+          </w:tcPr>
+          <w:p>
+            <w:r>
+              <w:t>A</w:t>
+            </w:r>
+            <w:r>
+              <w:t xml:space="preserve"> folyamatban lévő játékok állapota (aktív, befejezett, megszakított), a pont mentése a játék lezárásával</w:t>
+            </w:r>
+            <w:r>
+              <w:t>.</w:t>
+            </w:r>
+          </w:p>
+        </w:tc>
+      </w:tr>
+      <w:tr>
+        <w:trPr>
+          <w:cantSplit/>
+        </w:trPr>
+        <w:tc>
+          <w:tcPr>
+            <w:tcW w:w="2335" w:type="dxa"/>
+            <w:tcBorders>
+              <w:top w:val="single" w:sz="4" w:space="0" w:color="000000"/>
+              <w:left w:val="single" w:sz="4" w:space="0" w:color="000000"/>
+              <w:bottom w:val="single" w:sz="4" w:space="0" w:color="000000"/>
+              <w:right w:val="single" w:sz="4" w:space="0" w:color="000000"/>
+            </w:tcBorders>
+            <w:tcMar>
+              <w:top w:w="90" w:type="dxa"/>
+              <w:left w:w="110" w:type="dxa"/>
+              <w:bottom w:w="90" w:type="dxa"/>
+              <w:right w:w="110" w:type="dxa"/>
+            </w:tcMar>
+          </w:tcPr>
+          <w:p>
+            <w:r>
+              <w:t>seed.py</w:t>
+            </w:r>
+          </w:p>
+        </w:tc>
+        <w:tc>
+          <w:tcPr>
+            <w:tcW w:w="2109" w:type="dxa"/>
+            <w:tcBorders>
+              <w:top w:val="single" w:sz="4" w:space="0" w:color="000000"/>
+              <w:left w:val="single" w:sz="4" w:space="0" w:color="000000"/>
+              <w:bottom w:val="single" w:sz="4" w:space="0" w:color="000000"/>
+              <w:right w:val="single" w:sz="4" w:space="0" w:color="000000"/>
+            </w:tcBorders>
+            <w:tcMar>
+              <w:top w:w="90" w:type="dxa"/>
+              <w:left w:w="110" w:type="dxa"/>
+              <w:bottom w:w="90" w:type="dxa"/>
+              <w:right w:w="110" w:type="dxa"/>
+            </w:tcMar>
+          </w:tcPr>
+          <w:p>
+            <w:r>
+              <w:t>Szavak és mondatok tárolása</w:t>
+            </w:r>
+          </w:p>
+        </w:tc>
+        <w:tc>
+          <w:tcPr>
+            <w:tcW w:w="4626" w:type="dxa"/>
+            <w:tcBorders>
+              <w:top w:val="single" w:sz="4" w:space="0" w:color="000000"/>
+              <w:left w:val="single" w:sz="4" w:space="0" w:color="000000"/>
+              <w:bottom w:val="single" w:sz="4" w:space="0" w:color="000000"/>
+              <w:right w:val="single" w:sz="4" w:space="0" w:color="000000"/>
+            </w:tcBorders>
+            <w:tcMar>
+              <w:top w:w="90" w:type="dxa"/>
+              <w:left w:w="110" w:type="dxa"/>
+              <w:bottom w:w="90" w:type="dxa"/>
+              <w:right w:w="110" w:type="dxa"/>
+            </w:tcMar>
+          </w:tcPr>
+          <w:p>
+            <w:r>
+              <w:t>K</w:t>
+            </w:r>
+            <w:r>
+              <w:t>ezdőadatok betöltése az első indításkor (szavak, gépelős szövegek, kezdő admin fiók)</w:t>
+            </w:r>
+          </w:p>
+        </w:tc>
+      </w:tr>
+      <w:tr>
+        <w:trPr>
+          <w:cantSplit/>
+        </w:trPr>
+        <w:tc>
+          <w:tcPr>
+            <w:tcW w:w="2335" w:type="dxa"/>
+            <w:tcBorders>
+              <w:top w:val="single" w:sz="4" w:space="0" w:color="000000"/>
+              <w:left w:val="single" w:sz="4" w:space="0" w:color="000000"/>
+              <w:bottom w:val="single" w:sz="4" w:space="0" w:color="000000"/>
+              <w:right w:val="single" w:sz="4" w:space="0" w:color="000000"/>
+            </w:tcBorders>
+            <w:tcMar>
+              <w:top w:w="90" w:type="dxa"/>
+              <w:left w:w="110" w:type="dxa"/>
+              <w:bottom w:w="90" w:type="dxa"/>
+              <w:right w:w="110" w:type="dxa"/>
+            </w:tcMar>
+          </w:tcPr>
+          <w:p>
+            <w:r>
               <w:t>Frontend (HTML/CSS/JS)</w:t>
             </w:r>
           </w:p>
@@ -6055,6 +6206,7 @@
           </w:tcPr>
           <w:p>
             <w:r>
+              <w:lastRenderedPageBreak/>
               <w:t>/memory/start</w:t>
             </w:r>
           </w:p>
@@ -6197,7 +6349,6 @@
           </w:tcPr>
           <w:p>
             <w:r>
-              <w:lastRenderedPageBreak/>
               <w:t>/number/start</w:t>
             </w:r>
           </w:p>
@@ -6856,6 +7007,7 @@
         <w:spacing w:after="80"/>
       </w:pPr>
       <w:r>
+        <w:lastRenderedPageBreak/>
         <w:t>Számkitaláló: a szerver sorsolja és tárolja a gondolt számot a nehézségi szintnek megfelelő tartományból; minden tippre kisebb / nagyobb / talált választ ad, számolja a tippeket, és a pont a tippek számából adódik.</w:t>
       </w:r>
     </w:p>
@@ -6879,7 +7031,6 @@
         <w:spacing w:before="240" w:after="120"/>
       </w:pPr>
       <w:r>
-        <w:lastRenderedPageBreak/>
         <w:t>5.4 Hibakezelés és visszajelzés</w:t>
       </w:r>
     </w:p>
@@ -7391,6 +7542,7 @@
         <w:spacing w:after="80"/>
       </w:pPr>
       <w:r>
+        <w:lastRenderedPageBreak/>
         <w:t>A játék befejezésekor a backend kiszámolja a pontot, elmenti a scores táblába, lezárja az aktív játékállapotot, és visszaadja az eredményt.</w:t>
       </w:r>
     </w:p>
@@ -7414,7 +7566,6 @@
         <w:spacing w:before="240" w:after="120"/>
       </w:pPr>
       <w:r>
-        <w:lastRenderedPageBreak/>
         <w:t>6.3 Amőba gép ellen és két játékos módban</w:t>
       </w:r>
     </w:p>
@@ -8048,6 +8199,7 @@
         <w:spacing w:before="320" w:after="160"/>
       </w:pPr>
       <w:r>
+        <w:lastRenderedPageBreak/>
         <w:t>7. Minőség, tesztelés és továbbfejlesztés</w:t>
       </w:r>
     </w:p>
@@ -8097,7 +8249,6 @@
         <w:spacing w:after="80"/>
       </w:pPr>
       <w:r>
-        <w:lastRenderedPageBreak/>
         <w:t>Biztonság: a jelszavak hash-elve tárolódnak, a jogosultságot a szerver ellenőrzi, a pont csak szerveroldali kiértékelés után mentődik.</w:t>
       </w:r>
     </w:p>
@@ -8773,6 +8924,7 @@
           </w:tcPr>
           <w:p>
             <w:r>
+              <w:lastRenderedPageBreak/>
               <w:t>Böngésző-kompatibilitási eltérés</w:t>
             </w:r>
           </w:p>
@@ -9577,7 +9729,6 @@
   <w:style w:type="character" w:default="1" w:styleId="Bekezdsalapbettpusa">
     <w:name w:val="Default Paragraph Font"/>
     <w:uiPriority w:val="1"/>
-    <w:semiHidden/>
     <w:unhideWhenUsed/>
   </w:style>
   <w:style w:type="table" w:default="1" w:styleId="Normltblzat">
